--- a/Documentation/User Research.docx
+++ b/Documentation/User Research.docx
@@ -2302,7 +2302,7 @@
           <w:rFonts w:ascii="Calibri" w:cs="Calibri" w:eastAsia="Calibri" w:hAnsi="Calibri"/>
           <w:rtl w:val="0"/>
         </w:rPr>
-        <w:t xml:space="preserve">They reply to a thread asking for tips on their character's faction, then start a new thread sharing their own experience.</w:t>
+        <w:t xml:space="preserve">They reply to a thread asking for tips on their character's nationality, then start a new thread sharing their own experience.</w:t>
         <w:br w:type="textWrapping"/>
       </w:r>
     </w:p>
@@ -3154,7 +3154,7 @@
                 <w:iCs w:val="1"/>
                 <w:rtl w:val="0"/>
               </w:rPr>
-              <w:t xml:space="preserve">faction</w:t>
+              <w:t xml:space="preserve">nationality</w:t>
             </w:r>
             <w:r>
               <w:rPr>
@@ -3293,7 +3293,7 @@
                 <w:szCs w:val="20"/>
                 <w:rtl w:val="0"/>
               </w:rPr>
-              <w:t xml:space="preserve">faction</w:t>
+              <w:t xml:space="preserve">nationality</w:t>
             </w:r>
             <w:r>
               <w:rPr>
@@ -3513,7 +3513,7 @@
                 <w:iCs w:val="1"/>
                 <w:rtl w:val="0"/>
               </w:rPr>
-              <w:t xml:space="preserve">As a standard member, I want to create a new character with a name and faction so I can participate in society events.</w:t>
+              <w:t xml:space="preserve">As a standard member, I want to create a new character with a name and nationality so I can participate in society events.</w:t>
             </w:r>
             <w:r>
               <w:rPr>
@@ -3563,7 +3563,7 @@
                 <w:szCs w:val="20"/>
                 <w:rtl w:val="0"/>
               </w:rPr>
-              <w:t xml:space="preserve">A form allows entry of character name and faction.</w:t>
+              <w:t xml:space="preserve">A form allows entry of character name and nationality.</w:t>
             </w:r>
             <w:r>
               <w:rPr>
@@ -6221,7 +6221,7 @@
                 <w:szCs w:val="20"/>
                 <w:rtl w:val="0"/>
               </w:rPr>
-              <w:t xml:space="preserve">faction</w:t>
+              <w:t xml:space="preserve">nationality</w:t>
             </w:r>
             <w:r>
               <w:rPr>
